--- a/Streamlining IT Procurement - Project (Phase-wise)/Streamlining IT Procurement - Project/3. Project Design Phase/Solution Architecture.docx
+++ b/Streamlining IT Procurement - Project (Phase-wise)/Streamlining IT Procurement - Project/3. Project Design Phase/Solution Architecture.docx
@@ -249,7 +249,7 @@
                 <w:sz w:val="20"/>
                 <w:szCs w:val="20"/>
               </w:rPr>
-              <w:t xml:space="preserve">[Your Team ID]</w:t>
+              <w:t xml:space="preserve">SWTID-2026-5416</w:t>
             </w:r>
           </w:p>
         </w:tc>
